--- a/documents/Auto_FNOL_Sample_Emails.docx
+++ b/documents/Auto_FNOL_Sample_Emails.docx
@@ -744,6 +744,10 @@
     <w:p>
       <w:pPr>
         <w:pStyle w:val="ListBullet"/>
+        <w:rPr>
+          <w:b/>
+          <w:bCs/>
+        </w:rPr>
       </w:pPr>
       <w:r>
         <w:t>Draft a short internal handoff note to the assigned injury adjuster summarizing the reported injuries, police report, and vehicle-to-confirm issue for Policy POL-00005.</w:t>
@@ -753,6 +757,12 @@
       </w:r>
       <w:r>
         <w:br/>
+      </w:r>
+      <w:r>
+        <w:rPr>
+          <w:b/>
+          <w:bCs/>
+        </w:rPr>
         <w:t>My questions:</w:t>
       </w:r>
     </w:p>
@@ -802,10 +812,7 @@
         <w:t xml:space="preserve"> (If no adjuster comes up -&gt; </w:t>
       </w:r>
       <w:r>
-        <w:t>Pull a list of all BI-certified adjusters regardless of region</w:t>
-      </w:r>
-      <w:r>
-        <w:t>)</w:t>
+        <w:t>Pull a list of all BI-certified adjusters regardless of region)</w:t>
       </w:r>
     </w:p>
     <w:p>
@@ -1177,6 +1184,73 @@
       </w:r>
     </w:p>
     <w:p>
+      <w:pPr>
+        <w:pStyle w:val="ListBullet"/>
+        <w:numPr>
+          <w:ilvl w:val="0"/>
+          <w:numId w:val="0"/>
+        </w:numPr>
+        <w:ind w:left="360" w:hanging="360"/>
+      </w:pPr>
+    </w:p>
+    <w:p>
+      <w:pPr>
+        <w:pStyle w:val="ListBullet"/>
+        <w:numPr>
+          <w:ilvl w:val="0"/>
+          <w:numId w:val="0"/>
+        </w:numPr>
+        <w:ind w:left="360"/>
+        <w:rPr>
+          <w:b/>
+          <w:bCs/>
+        </w:rPr>
+      </w:pPr>
+      <w:r>
+        <w:rPr>
+          <w:b/>
+          <w:bCs/>
+        </w:rPr>
+        <w:t>My questions:</w:t>
+      </w:r>
+    </w:p>
+    <w:p>
+      <w:pPr>
+        <w:pStyle w:val="ListBullet"/>
+      </w:pPr>
+      <w:r>
+        <w:t>Retrieve full policy coverage details for POL-00002 to check collision coverage and any relevant limits.</w:t>
+      </w:r>
+    </w:p>
+    <w:p>
+      <w:pPr>
+        <w:pStyle w:val="ListBullet"/>
+      </w:pPr>
+      <w:r>
+        <w:t>Screen this claim for SIU referral criteria using internal fraud red-flag processes</w:t>
+      </w:r>
+      <w:r>
+        <w:t>/</w:t>
+      </w:r>
+      <w:r>
+        <w:t xml:space="preserve"> </w:t>
+      </w:r>
+      <w:r>
+        <w:t>Does this qualify to be subject to SIU fraud investigation?</w:t>
+      </w:r>
+    </w:p>
+    <w:p>
+      <w:pPr>
+        <w:pStyle w:val="ListBullet"/>
+        <w:tabs>
+          <w:tab w:val="clear" w:pos="360"/>
+        </w:tabs>
+      </w:pPr>
+      <w:r>
+        <w:t>Do both and send to the SIU investigations team at (sagarbathe@microsoft.com)</w:t>
+      </w:r>
+    </w:p>
+    <w:p>
       <w:r>
         <w:br w:type="page"/>
       </w:r>
@@ -2150,6 +2224,9 @@
     <w:abstractNumId w:val="0"/>
   </w:num>
   <w:num w:numId="10" w16cid:durableId="2037466118">
+    <w:abstractNumId w:val="8"/>
+  </w:num>
+  <w:num w:numId="11" w16cid:durableId="639265195">
     <w:abstractNumId w:val="8"/>
   </w:num>
 </w:numbering>

--- a/documents/Auto_FNOL_Sample_Emails.docx
+++ b/documents/Auto_FNOL_Sample_Emails.docx
@@ -820,6 +820,14 @@
         <w:pStyle w:val="ListBullet"/>
       </w:pPr>
       <w:r>
+        <w:t>Is there any special guidance for Hurricane Helios auto claims?</w:t>
+      </w:r>
+    </w:p>
+    <w:p>
+      <w:pPr>
+        <w:pStyle w:val="ListBullet"/>
+      </w:pPr>
+      <w:r>
         <w:t xml:space="preserve">Draft an escalation notice to the Claims Supervisor explaining the situation. Send it to </w:t>
       </w:r>
       <w:hyperlink r:id="rId6" w:tgtFrame="_blank" w:tooltip="mailto:sagarbathe@microsoft.com" w:history="1">
@@ -1233,10 +1241,7 @@
         <w:t>/</w:t>
       </w:r>
       <w:r>
-        <w:t xml:space="preserve"> </w:t>
-      </w:r>
-      <w:r>
-        <w:t>Does this qualify to be subject to SIU fraud investigation?</w:t>
+        <w:t xml:space="preserve"> Does this qualify to be subject to SIU fraud investigation?</w:t>
       </w:r>
     </w:p>
     <w:p>
